--- a/docs/Задание 4.docx
+++ b/docs/Задание 4.docx
@@ -1101,6 +1101,64 @@
               <w:rPr>
                 <w:rtl w:val="0"/>
               </w:rPr>
+            </w:r>
+          </w:p>
+        </w:tc>
+      </w:tr>
+      <w:tr>
+        <w:trPr>
+          <w:cantSplit w:val="0"/>
+          <w:tblHeader w:val="0"/>
+        </w:trPr>
+        <w:tc>
+          <w:tcPr>
+            <w:tcBorders>
+              <w:top w:color="000000" w:space="0" w:sz="4" w:val="single"/>
+              <w:left w:color="000000" w:space="0" w:sz="4" w:val="single"/>
+              <w:bottom w:color="000000" w:space="0" w:sz="4" w:val="single"/>
+              <w:right w:color="000000" w:space="0" w:sz="4" w:val="single"/>
+            </w:tcBorders>
+          </w:tcPr>
+          <w:p>
+            <w:pPr>
+              <w:spacing w:after="40" w:before="40" w:lineRule="auto"/>
+              <w:jc w:val="left"/>
+              <w:rPr/>
+            </w:pPr>
+            <w:r>
+              <w:rPr>
+                <w:b w:val="0"/>
+                <w:sz w:val="24"/>
+                <w:szCs w:val="24"/>
+                <w:rtl w:val="0"/>
+              </w:rPr>
+              <w:t>База данных и файловое хранилище</w:t>
+            </w:r>
+          </w:p>
+        </w:tc>
+        <w:tc>
+          <w:tcPr>
+            <w:tcBorders>
+              <w:top w:color="000000" w:space="0" w:sz="4" w:val="single"/>
+              <w:left w:color="000000" w:space="0" w:sz="4" w:val="single"/>
+              <w:bottom w:color="000000" w:space="0" w:sz="4" w:val="single"/>
+              <w:right w:color="000000" w:space="0" w:sz="4" w:val="single"/>
+            </w:tcBorders>
+          </w:tcPr>
+          <w:p>
+            <w:pPr>
+              <w:spacing w:after="40" w:before="40" w:lineRule="auto"/>
+              <w:jc w:val="left"/>
+              <w:rPr/>
+            </w:pPr>
+            <w:r>
+              <w:rPr>
+                <w:b w:val="0"/>
+                <w:sz w:val="24"/>
+                <w:szCs w:val="24"/>
+                <w:rtl w:val="0"/>
+              </w:rPr>
+              <w:t>Хранит пользователей и автомобили, каталог и совместимость, заказы, оплаты, чеки и уведомления.</w:t>
             </w:r>
           </w:p>
         </w:tc>
